--- a/weekly_reports/W08_中期工程评审.docx
+++ b/weekly_reports/W08_中期工程评审.docx
@@ -854,6 +854,23 @@
           <w:u w:val="none"/>
         </w:rPr>
         <w:t>Submitted by: [TBD]  Date: 2026-12-06  Version: v1.0</w:t>
+      </w:r>
+    </w:p>
+    <w:p>
+      <w:pPr>
+        <w:spacing w:after="120"/>
+        <w:rPr>
+          <w:rFonts w:ascii="Times New Roman" w:eastAsia="华文楷体" w:hAnsi="Times New Roman" w:cs="Times New Roman"/>
+          <w:i/>
+          <w:lang w:eastAsia="zh-CN"/>
+        </w:rPr>
+      </w:pPr>
+      <w:r>
+        <w:rPr>
+          <w:rFonts w:ascii="Times New Roman" w:hAnsi="Times New Roman"/>
+          <w:u w:val="none"/>
+        </w:rPr>
+        <w:t xml:space="preserve">候选技术路线（待评估，未定稿）：团队正评估以 YOLO（摄像头视觉车辆占用检测）与 STM32（主控）作为候选方案，YOLO 可独立检测车位占用或与地磁/超声波互补，STM32 可替代或配合 ESP32 承担采集与控制；是否采纳及最终架构待评审后确定，本报告其余内容暂以“地磁＋超声波＋ESP32＋MQTT”为基线。</w:t>
       </w:r>
     </w:p>
     <w:p>

--- a/weekly_reports/W08_中期工程评审.docx
+++ b/weekly_reports/W08_中期工程评审.docx
@@ -870,7 +870,7 @@
           <w:rFonts w:ascii="Times New Roman" w:hAnsi="Times New Roman"/>
           <w:u w:val="none"/>
         </w:rPr>
-        <w:t xml:space="preserve">候选技术路线（待评估，未定稿）：团队正评估以 YOLO（摄像头视觉车辆占用检测）与 STM32（主控）作为候选方案，YOLO 可独立检测车位占用或与地磁/超声波互补，STM32 可替代或配合 ESP32 承担采集与控制；是否采纳及最终架构待评审后确定，本报告其余内容暂以“地磁＋超声波＋ESP32＋MQTT”为基线。</w:t>
+        <w:t xml:space="preserve">技术路线（已确定）：团队确定以 YOLO（摄像头视觉车辆占用检测，配置为不识别车辆身份）作为车位占用检测主路线，STM32 作为主控（外接 Wi-Fi 模块接入 MQTT），地磁＋超声波双传感器作为低成本互补校验；数据经 MQTT → SQLite → Web Dashboard 发布。</w:t>
       </w:r>
     </w:p>
     <w:p>
@@ -2132,6 +2132,146 @@
           </w:p>
         </w:tc>
       </w:tr>
+      <w:tr>
+        <w:trPr>
+          <w:cantSplit/>
+          <w:jc w:val="center"/>
+        </w:trPr>
+        <w:tc>
+          <w:tcPr>
+            <w:tcW w:w="2556" w:type="dxa"/>
+            <w:tcBorders>
+              <w:top w:val="single" w:sz="4" w:space="0" w:color="D9D9D9"/>
+              <w:left w:val="single" w:sz="4" w:space="0" w:color="D9D9D9"/>
+              <w:bottom w:val="single" w:sz="4" w:space="0" w:color="D9D9D9"/>
+              <w:right w:val="single" w:sz="4" w:space="0" w:color="D9D9D9"/>
+            </w:tcBorders>
+            <w:shd w:val="clear" w:color="auto" w:fill="F1F5F8"/>
+            <w:tcMar>
+              <w:top w:w="90" w:type="dxa"/>
+              <w:left w:w="90" w:type="dxa"/>
+              <w:bottom w:w="90" w:type="dxa"/>
+              <w:right w:w="90" w:type="dxa"/>
+            </w:tcMar>
+            <w:vAlign w:val="center"/>
+          </w:tcPr>
+          <w:p>
+            <w:pPr>
+              <w:spacing w:before="40" w:after="40" w:line="280" w:lineRule="exact"/>
+              <w:rPr>
+                <w:rFonts w:ascii="Times New Roman" w:eastAsia="华文楷体" w:hAnsi="Times New Roman" w:cs="Times New Roman"/>
+              </w:rPr>
+            </w:pPr>
+            <w:r>
+              <w:rPr>
+                <w:u w:val="none"/>
+              </w:rPr>
+              <w:t>CH03 技术路线</w:t>
+              <w:br/>
+              <w:t>（旧：地磁＋超声波＋ESP32）</w:t>
+            </w:r>
+          </w:p>
+        </w:tc>
+        <w:tc>
+          <w:tcPr>
+            <w:tcW w:w="2556" w:type="dxa"/>
+            <w:tcBorders>
+              <w:top w:val="single" w:sz="4" w:space="0" w:color="D9D9D9"/>
+              <w:left w:val="single" w:sz="4" w:space="0" w:color="D9D9D9"/>
+              <w:bottom w:val="single" w:sz="4" w:space="0" w:color="D9D9D9"/>
+              <w:right w:val="single" w:sz="4" w:space="0" w:color="D9D9D9"/>
+            </w:tcBorders>
+            <w:shd w:val="clear" w:color="auto" w:fill="F1F5F8"/>
+            <w:tcMar>
+              <w:top w:w="90" w:type="dxa"/>
+              <w:left w:w="90" w:type="dxa"/>
+              <w:bottom w:w="90" w:type="dxa"/>
+              <w:right w:w="90" w:type="dxa"/>
+            </w:tcMar>
+            <w:vAlign w:val="center"/>
+          </w:tcPr>
+          <w:p>
+            <w:pPr>
+              <w:spacing w:before="40" w:after="40" w:line="280" w:lineRule="exact"/>
+              <w:rPr>
+                <w:rFonts w:ascii="Times New Roman" w:eastAsia="华文楷体" w:hAnsi="Times New Roman" w:cs="Times New Roman"/>
+              </w:rPr>
+            </w:pPr>
+            <w:r>
+              <w:rPr>
+                <w:u w:val="none"/>
+              </w:rPr>
+              <w:t>新：YOLO视觉检测＋STM32主控（地磁/超声波为互补校验）；理由：采用视觉为主、兼顾隐私与鲁棒性，经评审确认</w:t>
+            </w:r>
+          </w:p>
+        </w:tc>
+        <w:tc>
+          <w:tcPr>
+            <w:tcW w:w="2556" w:type="dxa"/>
+            <w:tcBorders>
+              <w:top w:val="single" w:sz="4" w:space="0" w:color="D9D9D9"/>
+              <w:left w:val="single" w:sz="4" w:space="0" w:color="D9D9D9"/>
+              <w:bottom w:val="single" w:sz="4" w:space="0" w:color="D9D9D9"/>
+              <w:right w:val="single" w:sz="4" w:space="0" w:color="D9D9D9"/>
+            </w:tcBorders>
+            <w:shd w:val="clear" w:color="auto" w:fill="F1F5F8"/>
+            <w:tcMar>
+              <w:top w:w="90" w:type="dxa"/>
+              <w:left w:w="90" w:type="dxa"/>
+              <w:bottom w:w="90" w:type="dxa"/>
+              <w:right w:w="90" w:type="dxa"/>
+            </w:tcMar>
+            <w:vAlign w:val="center"/>
+          </w:tcPr>
+          <w:p>
+            <w:pPr>
+              <w:spacing w:before="40" w:after="40" w:line="280" w:lineRule="exact"/>
+              <w:rPr>
+                <w:rFonts w:ascii="Times New Roman" w:eastAsia="华文楷体" w:hAnsi="Times New Roman" w:cs="Times New Roman"/>
+              </w:rPr>
+            </w:pPr>
+            <w:r>
+              <w:rPr>
+                <w:u w:val="none"/>
+              </w:rPr>
+              <w:t>影响：接口I01–I04、BOM、校准与测试计划更新；确认：团队＋教师</w:t>
+            </w:r>
+          </w:p>
+        </w:tc>
+        <w:tc>
+          <w:tcPr>
+            <w:tcW w:w="2556" w:type="dxa"/>
+            <w:tcBorders>
+              <w:top w:val="single" w:sz="4" w:space="0" w:color="D9D9D9"/>
+              <w:left w:val="single" w:sz="4" w:space="0" w:color="D9D9D9"/>
+              <w:bottom w:val="single" w:sz="4" w:space="0" w:color="D9D9D9"/>
+              <w:right w:val="single" w:sz="4" w:space="0" w:color="D9D9D9"/>
+            </w:tcBorders>
+            <w:shd w:val="clear" w:color="auto" w:fill="F1F5F8"/>
+            <w:tcMar>
+              <w:top w:w="90" w:type="dxa"/>
+              <w:left w:w="90" w:type="dxa"/>
+              <w:bottom w:w="90" w:type="dxa"/>
+              <w:right w:w="90" w:type="dxa"/>
+            </w:tcMar>
+            <w:vAlign w:val="center"/>
+          </w:tcPr>
+          <w:p>
+            <w:pPr>
+              <w:spacing w:before="40" w:after="40" w:line="280" w:lineRule="exact"/>
+              <w:rPr>
+                <w:rFonts w:ascii="Times New Roman" w:eastAsia="华文楷体" w:hAnsi="Times New Roman" w:cs="Times New Roman"/>
+              </w:rPr>
+            </w:pPr>
+            <w:r>
+              <w:rPr>
+                <w:u w:val="none"/>
+              </w:rPr>
+              <w:t>生效版本 v1.1</w:t>
+            </w:r>
+          </w:p>
+        </w:tc>
+      </w:tr>
     </w:tbl>
     <w:p>
       <w:pPr>
@@ -2238,7 +2378,7 @@
           <w:rFonts w:ascii="Times New Roman" w:hAnsi="Times New Roman"/>
           <w:u w:val="none"/>
         </w:rPr>
-        <w:t>W09校准（参考：卷尺/标准金属物，分辨率0.1cm）；W10实验（R01准确率、R03时延、R05重连）；W12补测。资源缺口：传感器借用申请待批复、户外防雨外壳待确认。</w:t>
+        <w:t>W09校准（参考：卷尺/标准金属物，分辨率0.1cm；摄像头角度与YOLO检测阈值）；W10实验（R01准确率、R03时延、R05重连）；W12补测。资源缺口：摄像头/STM32借用申请待批复、户外防雨外壳待确认。</w:t>
       </w:r>
     </w:p>
     <w:p>
